--- a/docs/04-testing-and-uml/UML-диаграммы и тест-кейсы GameStore.docx
+++ b/docs/04-testing-and-uml/UML-диаграммы и тест-кейсы GameStore.docx
@@ -111,6 +111,10 @@
             <w:bottom w:w="0" w:type="dxa"/>
           </w:tblCellMar>
         </w:tblPrEx>
+        <w:trPr>
+          <w:cantSplit/>
+          <w:tblHeader w:val="true"/>
+        </w:trPr>
         <w:tc>
           <w:tcPr>
             <w:tcW w:w="2400" w:type="dxa"/>
@@ -149,6 +153,9 @@
             <w:bottom w:w="0" w:type="dxa"/>
           </w:tblCellMar>
         </w:tblPrEx>
+        <w:trPr>
+          <w:cantSplit/>
+        </w:trPr>
         <w:tc>
           <w:tcPr>
             <w:tcW w:w="2400" w:type="dxa"/>
@@ -229,6 +236,9 @@
             <w:bottom w:w="0" w:type="dxa"/>
           </w:tblCellMar>
         </w:tblPrEx>
+        <w:trPr>
+          <w:cantSplit/>
+        </w:trPr>
         <w:tc>
           <w:tcPr>
             <w:tcW w:w="2400" w:type="dxa"/>
@@ -310,6 +320,9 @@
             <w:bottom w:w="0" w:type="dxa"/>
           </w:tblCellMar>
         </w:tblPrEx>
+        <w:trPr>
+          <w:cantSplit/>
+        </w:trPr>
         <w:tc>
           <w:tcPr>
             <w:tcW w:w="2400" w:type="dxa"/>
@@ -398,6 +411,9 @@
             <w:bottom w:w="0" w:type="dxa"/>
           </w:tblCellMar>
         </w:tblPrEx>
+        <w:trPr>
+          <w:cantSplit/>
+        </w:trPr>
         <w:tc>
           <w:tcPr>
             <w:tcW w:w="2400" w:type="dxa"/>
@@ -446,6 +462,9 @@
             <w:bottom w:w="0" w:type="dxa"/>
           </w:tblCellMar>
         </w:tblPrEx>
+        <w:trPr>
+          <w:cantSplit/>
+        </w:trPr>
         <w:tc>
           <w:tcPr>
             <w:tcW w:w="2400" w:type="dxa"/>
@@ -542,6 +561,9 @@
             <w:bottom w:w="0" w:type="dxa"/>
           </w:tblCellMar>
         </w:tblPrEx>
+        <w:trPr>
+          <w:cantSplit/>
+        </w:trPr>
         <w:tc>
           <w:tcPr>
             <w:tcW w:w="2400" w:type="dxa"/>
@@ -590,6 +612,9 @@
             <w:bottom w:w="0" w:type="dxa"/>
           </w:tblCellMar>
         </w:tblPrEx>
+        <w:trPr>
+          <w:cantSplit/>
+        </w:trPr>
         <w:tc>
           <w:tcPr>
             <w:tcW w:w="2400" w:type="dxa"/>
@@ -701,6 +726,9 @@
             <w:bottom w:w="0" w:type="dxa"/>
           </w:tblCellMar>
         </w:tblPrEx>
+        <w:trPr>
+          <w:cantSplit/>
+        </w:trPr>
         <w:tc>
           <w:tcPr>
             <w:tcW w:w="2400" w:type="dxa"/>
@@ -757,6 +785,9 @@
             <w:bottom w:w="0" w:type="dxa"/>
           </w:tblCellMar>
         </w:tblPrEx>
+        <w:trPr>
+          <w:cantSplit/>
+        </w:trPr>
         <w:tc>
           <w:tcPr>
             <w:tcW w:w="2400" w:type="dxa"/>
@@ -805,6 +836,9 @@
             <w:bottom w:w="0" w:type="dxa"/>
           </w:tblCellMar>
         </w:tblPrEx>
+        <w:trPr>
+          <w:cantSplit/>
+        </w:trPr>
         <w:tc>
           <w:tcPr>
             <w:tcW w:w="2400" w:type="dxa"/>
@@ -853,6 +887,9 @@
             <w:bottom w:w="0" w:type="dxa"/>
           </w:tblCellMar>
         </w:tblPrEx>
+        <w:trPr>
+          <w:cantSplit/>
+        </w:trPr>
         <w:tc>
           <w:tcPr>
             <w:tcW w:w="2400" w:type="dxa"/>
@@ -927,6 +964,9 @@
             <w:bottom w:w="0" w:type="dxa"/>
           </w:tblCellMar>
         </w:tblPrEx>
+        <w:trPr>
+          <w:cantSplit/>
+        </w:trPr>
         <w:tc>
           <w:tcPr>
             <w:tcW w:w="2400" w:type="dxa"/>
@@ -965,6 +1005,9 @@
             <w:bottom w:w="0" w:type="dxa"/>
           </w:tblCellMar>
         </w:tblPrEx>
+        <w:trPr>
+          <w:cantSplit/>
+        </w:trPr>
         <w:tc>
           <w:tcPr>
             <w:tcW w:w="2400" w:type="dxa"/>
@@ -1013,6 +1056,9 @@
             <w:bottom w:w="0" w:type="dxa"/>
           </w:tblCellMar>
         </w:tblPrEx>
+        <w:trPr>
+          <w:cantSplit/>
+        </w:trPr>
         <w:tc>
           <w:tcPr>
             <w:tcW w:w="2400" w:type="dxa"/>
@@ -1204,12 +1250,21 @@
             <w:bottom w:w="0" w:type="dxa"/>
           </w:tblCellMar>
         </w:tblPrEx>
-        <w:tc>
-          <w:tcPr>
-            <w:tcW w:w="2400" w:type="dxa"/>
-          </w:tcPr>
-          <w:p>
-            <w:r>
+        <w:trPr>
+          <w:cantSplit/>
+          <w:tblHeader w:val="true"/>
+        </w:trPr>
+        <w:tc>
+          <w:tcPr>
+            <w:tcW w:w="2400" w:type="dxa"/>
+          </w:tcPr>
+          <w:p>
+            <w:r>
+              <w:rPr>
+                <w:rFonts w:ascii="Times New Roman" w:hAnsi="Times New Roman" w:eastAsia="Times New Roman"/>
+                <w:color w:val="000000"/>
+                <w:sz w:val="17"/>
+              </w:rPr>
               <w:t>№</w:t>
             </w:r>
           </w:p>
@@ -1220,6 +1275,11 @@
           </w:tcPr>
           <w:p>
             <w:r>
+              <w:rPr>
+                <w:rFonts w:ascii="Times New Roman" w:hAnsi="Times New Roman" w:eastAsia="Times New Roman"/>
+                <w:color w:val="000000"/>
+                <w:sz w:val="17"/>
+              </w:rPr>
               <w:t>Что проверяется</w:t>
             </w:r>
           </w:p>
@@ -1230,6 +1290,11 @@
           </w:tcPr>
           <w:p>
             <w:r>
+              <w:rPr>
+                <w:rFonts w:ascii="Times New Roman" w:hAnsi="Times New Roman" w:eastAsia="Times New Roman"/>
+                <w:color w:val="000000"/>
+                <w:sz w:val="17"/>
+              </w:rPr>
               <w:t>Входные данные</w:t>
             </w:r>
           </w:p>
@@ -1240,6 +1305,11 @@
           </w:tcPr>
           <w:p>
             <w:r>
+              <w:rPr>
+                <w:rFonts w:ascii="Times New Roman" w:hAnsi="Times New Roman" w:eastAsia="Times New Roman"/>
+                <w:color w:val="000000"/>
+                <w:sz w:val="17"/>
+              </w:rPr>
               <w:t>Действия пользователя</w:t>
             </w:r>
           </w:p>
@@ -1250,6 +1320,11 @@
           </w:tcPr>
           <w:p>
             <w:r>
+              <w:rPr>
+                <w:rFonts w:ascii="Times New Roman" w:hAnsi="Times New Roman" w:eastAsia="Times New Roman"/>
+                <w:color w:val="000000"/>
+                <w:sz w:val="17"/>
+              </w:rPr>
               <w:t>Ожидаемый результат</w:t>
             </w:r>
           </w:p>
@@ -1262,12 +1337,20 @@
             <w:bottom w:w="0" w:type="dxa"/>
           </w:tblCellMar>
         </w:tblPrEx>
-        <w:tc>
-          <w:tcPr>
-            <w:tcW w:w="2400" w:type="dxa"/>
-          </w:tcPr>
-          <w:p>
-            <w:r>
+        <w:trPr>
+          <w:cantSplit/>
+        </w:trPr>
+        <w:tc>
+          <w:tcPr>
+            <w:tcW w:w="2400" w:type="dxa"/>
+          </w:tcPr>
+          <w:p>
+            <w:r>
+              <w:rPr>
+                <w:rFonts w:ascii="Times New Roman" w:hAnsi="Times New Roman" w:eastAsia="Times New Roman"/>
+                <w:color w:val="000000"/>
+                <w:sz w:val="17"/>
+              </w:rPr>
               <w:t>TC-01</w:t>
             </w:r>
           </w:p>
@@ -1278,6 +1361,11 @@
           </w:tcPr>
           <w:p>
             <w:r>
+              <w:rPr>
+                <w:rFonts w:ascii="Times New Roman" w:hAnsi="Times New Roman" w:eastAsia="Times New Roman"/>
+                <w:color w:val="000000"/>
+                <w:sz w:val="17"/>
+              </w:rPr>
               <w:t>Успешная покупка игры</w:t>
             </w:r>
           </w:p>
@@ -1288,6 +1376,11 @@
           </w:tcPr>
           <w:p>
             <w:r>
+              <w:rPr>
+                <w:rFonts w:ascii="Times New Roman" w:hAnsi="Times New Roman" w:eastAsia="Times New Roman"/>
+                <w:color w:val="000000"/>
+                <w:sz w:val="17"/>
+              </w:rPr>
               <w:t>Авторизованный покупатель, игра в наличии, успешная оплата.</w:t>
             </w:r>
           </w:p>
@@ -1298,6 +1391,11 @@
           </w:tcPr>
           <w:p>
             <w:r>
+              <w:rPr>
+                <w:rFonts w:ascii="Times New Roman" w:hAnsi="Times New Roman" w:eastAsia="Times New Roman"/>
+                <w:color w:val="000000"/>
+                <w:sz w:val="17"/>
+              </w:rPr>
               <w:t>Открыть игру, добавить в корзину, оформить и оплатить заказ.</w:t>
             </w:r>
           </w:p>
@@ -1308,14 +1406,29 @@
           </w:tcPr>
           <w:p>
             <w:r>
+              <w:rPr>
+                <w:rFonts w:ascii="Times New Roman" w:hAnsi="Times New Roman" w:eastAsia="Times New Roman"/>
+                <w:color w:val="000000"/>
+                <w:sz w:val="17"/>
+              </w:rPr>
               <w:t xml:space="preserve">Заказ оплачен, ключ выдан на </w:t>
             </w:r>
             <w:proofErr w:type="spellStart"/>
             <w:r>
+              <w:rPr>
+                <w:rFonts w:ascii="Times New Roman" w:hAnsi="Times New Roman" w:eastAsia="Times New Roman"/>
+                <w:color w:val="000000"/>
+                <w:sz w:val="17"/>
+              </w:rPr>
               <w:t>email</w:t>
             </w:r>
             <w:proofErr w:type="spellEnd"/>
             <w:r>
+              <w:rPr>
+                <w:rFonts w:ascii="Times New Roman" w:hAnsi="Times New Roman" w:eastAsia="Times New Roman"/>
+                <w:color w:val="000000"/>
+                <w:sz w:val="17"/>
+              </w:rPr>
               <w:t>, игра добавлена в библиотеку.</w:t>
             </w:r>
           </w:p>
@@ -1328,12 +1441,20 @@
             <w:bottom w:w="0" w:type="dxa"/>
           </w:tblCellMar>
         </w:tblPrEx>
-        <w:tc>
-          <w:tcPr>
-            <w:tcW w:w="2400" w:type="dxa"/>
-          </w:tcPr>
-          <w:p>
-            <w:r>
+        <w:trPr>
+          <w:cantSplit/>
+        </w:trPr>
+        <w:tc>
+          <w:tcPr>
+            <w:tcW w:w="2400" w:type="dxa"/>
+          </w:tcPr>
+          <w:p>
+            <w:r>
+              <w:rPr>
+                <w:rFonts w:ascii="Times New Roman" w:hAnsi="Times New Roman" w:eastAsia="Times New Roman"/>
+                <w:color w:val="000000"/>
+                <w:sz w:val="17"/>
+              </w:rPr>
               <w:t>TC-02</w:t>
             </w:r>
           </w:p>
@@ -1344,6 +1465,11 @@
           </w:tcPr>
           <w:p>
             <w:r>
+              <w:rPr>
+                <w:rFonts w:ascii="Times New Roman" w:hAnsi="Times New Roman" w:eastAsia="Times New Roman"/>
+                <w:color w:val="000000"/>
+                <w:sz w:val="17"/>
+              </w:rPr>
               <w:t>Применение действительного промокода</w:t>
             </w:r>
           </w:p>
@@ -1354,6 +1480,11 @@
           </w:tcPr>
           <w:p>
             <w:r>
+              <w:rPr>
+                <w:rFonts w:ascii="Times New Roman" w:hAnsi="Times New Roman" w:eastAsia="Times New Roman"/>
+                <w:color w:val="000000"/>
+                <w:sz w:val="17"/>
+              </w:rPr>
               <w:t>Корзина с игрой, активный промокод.</w:t>
             </w:r>
           </w:p>
@@ -1364,6 +1495,11 @@
           </w:tcPr>
           <w:p>
             <w:r>
+              <w:rPr>
+                <w:rFonts w:ascii="Times New Roman" w:hAnsi="Times New Roman" w:eastAsia="Times New Roman"/>
+                <w:color w:val="000000"/>
+                <w:sz w:val="17"/>
+              </w:rPr>
               <w:t>Ввести промокод при оформлении заказа.</w:t>
             </w:r>
           </w:p>
@@ -1374,6 +1510,11 @@
           </w:tcPr>
           <w:p>
             <w:r>
+              <w:rPr>
+                <w:rFonts w:ascii="Times New Roman" w:hAnsi="Times New Roman" w:eastAsia="Times New Roman"/>
+                <w:color w:val="000000"/>
+                <w:sz w:val="17"/>
+              </w:rPr>
               <w:t>Система пересчитывает итоговую сумму со скидкой.</w:t>
             </w:r>
           </w:p>
@@ -1386,12 +1527,20 @@
             <w:bottom w:w="0" w:type="dxa"/>
           </w:tblCellMar>
         </w:tblPrEx>
-        <w:tc>
-          <w:tcPr>
-            <w:tcW w:w="2400" w:type="dxa"/>
-          </w:tcPr>
-          <w:p>
-            <w:r>
+        <w:trPr>
+          <w:cantSplit/>
+        </w:trPr>
+        <w:tc>
+          <w:tcPr>
+            <w:tcW w:w="2400" w:type="dxa"/>
+          </w:tcPr>
+          <w:p>
+            <w:r>
+              <w:rPr>
+                <w:rFonts w:ascii="Times New Roman" w:hAnsi="Times New Roman" w:eastAsia="Times New Roman"/>
+                <w:color w:val="000000"/>
+                <w:sz w:val="17"/>
+              </w:rPr>
               <w:t>TC-03</w:t>
             </w:r>
           </w:p>
@@ -1402,6 +1551,11 @@
           </w:tcPr>
           <w:p>
             <w:r>
+              <w:rPr>
+                <w:rFonts w:ascii="Times New Roman" w:hAnsi="Times New Roman" w:eastAsia="Times New Roman"/>
+                <w:color w:val="000000"/>
+                <w:sz w:val="17"/>
+              </w:rPr>
               <w:t>Недействительный промокод</w:t>
             </w:r>
           </w:p>
@@ -1412,6 +1566,11 @@
           </w:tcPr>
           <w:p>
             <w:r>
+              <w:rPr>
+                <w:rFonts w:ascii="Times New Roman" w:hAnsi="Times New Roman" w:eastAsia="Times New Roman"/>
+                <w:color w:val="000000"/>
+                <w:sz w:val="17"/>
+              </w:rPr>
               <w:t>Корзина с игрой, просроченный или неверный промокод.</w:t>
             </w:r>
           </w:p>
@@ -1422,6 +1581,11 @@
           </w:tcPr>
           <w:p>
             <w:r>
+              <w:rPr>
+                <w:rFonts w:ascii="Times New Roman" w:hAnsi="Times New Roman" w:eastAsia="Times New Roman"/>
+                <w:color w:val="000000"/>
+                <w:sz w:val="17"/>
+              </w:rPr>
               <w:t>Ввести промокод.</w:t>
             </w:r>
           </w:p>
@@ -1432,6 +1596,11 @@
           </w:tcPr>
           <w:p>
             <w:r>
+              <w:rPr>
+                <w:rFonts w:ascii="Times New Roman" w:hAnsi="Times New Roman" w:eastAsia="Times New Roman"/>
+                <w:color w:val="000000"/>
+                <w:sz w:val="17"/>
+              </w:rPr>
               <w:t>Система показывает ошибку и не применяет скидку.</w:t>
             </w:r>
           </w:p>
@@ -1444,12 +1613,20 @@
             <w:bottom w:w="0" w:type="dxa"/>
           </w:tblCellMar>
         </w:tblPrEx>
-        <w:tc>
-          <w:tcPr>
-            <w:tcW w:w="2400" w:type="dxa"/>
-          </w:tcPr>
-          <w:p>
-            <w:r>
+        <w:trPr>
+          <w:cantSplit/>
+        </w:trPr>
+        <w:tc>
+          <w:tcPr>
+            <w:tcW w:w="2400" w:type="dxa"/>
+          </w:tcPr>
+          <w:p>
+            <w:r>
+              <w:rPr>
+                <w:rFonts w:ascii="Times New Roman" w:hAnsi="Times New Roman" w:eastAsia="Times New Roman"/>
+                <w:color w:val="000000"/>
+                <w:sz w:val="17"/>
+              </w:rPr>
               <w:t>TC-04</w:t>
             </w:r>
           </w:p>
@@ -1460,6 +1637,11 @@
           </w:tcPr>
           <w:p>
             <w:r>
+              <w:rPr>
+                <w:rFonts w:ascii="Times New Roman" w:hAnsi="Times New Roman" w:eastAsia="Times New Roman"/>
+                <w:color w:val="000000"/>
+                <w:sz w:val="17"/>
+              </w:rPr>
               <w:t>Отказ платежного шлюза</w:t>
             </w:r>
           </w:p>
@@ -1470,14 +1652,29 @@
           </w:tcPr>
           <w:p>
             <w:r>
+              <w:rPr>
+                <w:rFonts w:ascii="Times New Roman" w:hAnsi="Times New Roman" w:eastAsia="Times New Roman"/>
+                <w:color w:val="000000"/>
+                <w:sz w:val="17"/>
+              </w:rPr>
               <w:t xml:space="preserve">Авторизованный покупатель, платеж отклонен </w:t>
             </w:r>
             <w:proofErr w:type="spellStart"/>
             <w:r>
+              <w:rPr>
+                <w:rFonts w:ascii="Times New Roman" w:hAnsi="Times New Roman" w:eastAsia="Times New Roman"/>
+                <w:color w:val="000000"/>
+                <w:sz w:val="17"/>
+              </w:rPr>
               <w:t>ЮKassa</w:t>
             </w:r>
             <w:proofErr w:type="spellEnd"/>
             <w:r>
+              <w:rPr>
+                <w:rFonts w:ascii="Times New Roman" w:hAnsi="Times New Roman" w:eastAsia="Times New Roman"/>
+                <w:color w:val="000000"/>
+                <w:sz w:val="17"/>
+              </w:rPr>
               <w:t>.</w:t>
             </w:r>
           </w:p>
@@ -1488,6 +1685,11 @@
           </w:tcPr>
           <w:p>
             <w:r>
+              <w:rPr>
+                <w:rFonts w:ascii="Times New Roman" w:hAnsi="Times New Roman" w:eastAsia="Times New Roman"/>
+                <w:color w:val="000000"/>
+                <w:sz w:val="17"/>
+              </w:rPr>
               <w:t>Оформить заказ и попытаться оплатить.</w:t>
             </w:r>
           </w:p>
@@ -1498,6 +1700,11 @@
           </w:tcPr>
           <w:p>
             <w:r>
+              <w:rPr>
+                <w:rFonts w:ascii="Times New Roman" w:hAnsi="Times New Roman" w:eastAsia="Times New Roman"/>
+                <w:color w:val="000000"/>
+                <w:sz w:val="17"/>
+              </w:rPr>
               <w:t>Система показывает ошибку оплаты, ключ не выдается.</w:t>
             </w:r>
           </w:p>
@@ -1510,12 +1717,20 @@
             <w:bottom w:w="0" w:type="dxa"/>
           </w:tblCellMar>
         </w:tblPrEx>
-        <w:tc>
-          <w:tcPr>
-            <w:tcW w:w="2400" w:type="dxa"/>
-          </w:tcPr>
-          <w:p>
-            <w:r>
+        <w:trPr>
+          <w:cantSplit/>
+        </w:trPr>
+        <w:tc>
+          <w:tcPr>
+            <w:tcW w:w="2400" w:type="dxa"/>
+          </w:tcPr>
+          <w:p>
+            <w:r>
+              <w:rPr>
+                <w:rFonts w:ascii="Times New Roman" w:hAnsi="Times New Roman" w:eastAsia="Times New Roman"/>
+                <w:color w:val="000000"/>
+                <w:sz w:val="17"/>
+              </w:rPr>
               <w:t>TC-05</w:t>
             </w:r>
           </w:p>
@@ -1526,6 +1741,11 @@
           </w:tcPr>
           <w:p>
             <w:r>
+              <w:rPr>
+                <w:rFonts w:ascii="Times New Roman" w:hAnsi="Times New Roman" w:eastAsia="Times New Roman"/>
+                <w:color w:val="000000"/>
+                <w:sz w:val="17"/>
+              </w:rPr>
               <w:t>Нет свободных ключей</w:t>
             </w:r>
           </w:p>
@@ -1536,6 +1756,11 @@
           </w:tcPr>
           <w:p>
             <w:r>
+              <w:rPr>
+                <w:rFonts w:ascii="Times New Roman" w:hAnsi="Times New Roman" w:eastAsia="Times New Roman"/>
+                <w:color w:val="000000"/>
+                <w:sz w:val="17"/>
+              </w:rPr>
               <w:t>Игра опубликована, свободных ключей нет.</w:t>
             </w:r>
           </w:p>
@@ -1546,6 +1771,11 @@
           </w:tcPr>
           <w:p>
             <w:r>
+              <w:rPr>
+                <w:rFonts w:ascii="Times New Roman" w:hAnsi="Times New Roman" w:eastAsia="Times New Roman"/>
+                <w:color w:val="000000"/>
+                <w:sz w:val="17"/>
+              </w:rPr>
               <w:t>Попытаться оформить заказ.</w:t>
             </w:r>
           </w:p>
@@ -1556,6 +1786,11 @@
           </w:tcPr>
           <w:p>
             <w:r>
+              <w:rPr>
+                <w:rFonts w:ascii="Times New Roman" w:hAnsi="Times New Roman" w:eastAsia="Times New Roman"/>
+                <w:color w:val="000000"/>
+                <w:sz w:val="17"/>
+              </w:rPr>
               <w:t>Система сообщает, что товар временно недоступен.</w:t>
             </w:r>
           </w:p>
@@ -1568,12 +1803,20 @@
             <w:bottom w:w="0" w:type="dxa"/>
           </w:tblCellMar>
         </w:tblPrEx>
-        <w:tc>
-          <w:tcPr>
-            <w:tcW w:w="2400" w:type="dxa"/>
-          </w:tcPr>
-          <w:p>
-            <w:r>
+        <w:trPr>
+          <w:cantSplit/>
+        </w:trPr>
+        <w:tc>
+          <w:tcPr>
+            <w:tcW w:w="2400" w:type="dxa"/>
+          </w:tcPr>
+          <w:p>
+            <w:r>
+              <w:rPr>
+                <w:rFonts w:ascii="Times New Roman" w:hAnsi="Times New Roman" w:eastAsia="Times New Roman"/>
+                <w:color w:val="000000"/>
+                <w:sz w:val="17"/>
+              </w:rPr>
               <w:lastRenderedPageBreak/>
               <w:t>TC-06</w:t>
             </w:r>
@@ -1585,6 +1828,11 @@
           </w:tcPr>
           <w:p>
             <w:r>
+              <w:rPr>
+                <w:rFonts w:ascii="Times New Roman" w:hAnsi="Times New Roman" w:eastAsia="Times New Roman"/>
+                <w:color w:val="000000"/>
+                <w:sz w:val="17"/>
+              </w:rPr>
               <w:t>Повторная выдача ключа невозможна</w:t>
             </w:r>
           </w:p>
@@ -1595,6 +1843,11 @@
           </w:tcPr>
           <w:p>
             <w:r>
+              <w:rPr>
+                <w:rFonts w:ascii="Times New Roman" w:hAnsi="Times New Roman" w:eastAsia="Times New Roman"/>
+                <w:color w:val="000000"/>
+                <w:sz w:val="17"/>
+              </w:rPr>
               <w:t>Оплаченный заказ, ключ уже выдан.</w:t>
             </w:r>
           </w:p>
@@ -1605,6 +1858,11 @@
           </w:tcPr>
           <w:p>
             <w:r>
+              <w:rPr>
+                <w:rFonts w:ascii="Times New Roman" w:hAnsi="Times New Roman" w:eastAsia="Times New Roman"/>
+                <w:color w:val="000000"/>
+                <w:sz w:val="17"/>
+              </w:rPr>
               <w:t>Повторно открыть заказ и запросить ключ.</w:t>
             </w:r>
           </w:p>
@@ -1615,6 +1873,11 @@
           </w:tcPr>
           <w:p>
             <w:r>
+              <w:rPr>
+                <w:rFonts w:ascii="Times New Roman" w:hAnsi="Times New Roman" w:eastAsia="Times New Roman"/>
+                <w:color w:val="000000"/>
+                <w:sz w:val="17"/>
+              </w:rPr>
               <w:t>Система показывает ранее выданный ключ, но не выдает новый.</w:t>
             </w:r>
           </w:p>
@@ -1627,12 +1890,20 @@
             <w:bottom w:w="0" w:type="dxa"/>
           </w:tblCellMar>
         </w:tblPrEx>
-        <w:tc>
-          <w:tcPr>
-            <w:tcW w:w="2400" w:type="dxa"/>
-          </w:tcPr>
-          <w:p>
-            <w:r>
+        <w:trPr>
+          <w:cantSplit/>
+        </w:trPr>
+        <w:tc>
+          <w:tcPr>
+            <w:tcW w:w="2400" w:type="dxa"/>
+          </w:tcPr>
+          <w:p>
+            <w:r>
+              <w:rPr>
+                <w:rFonts w:ascii="Times New Roman" w:hAnsi="Times New Roman" w:eastAsia="Times New Roman"/>
+                <w:color w:val="000000"/>
+                <w:sz w:val="17"/>
+              </w:rPr>
               <w:t>TC-07</w:t>
             </w:r>
           </w:p>
@@ -1643,10 +1914,20 @@
           </w:tcPr>
           <w:p>
             <w:r>
+              <w:rPr>
+                <w:rFonts w:ascii="Times New Roman" w:hAnsi="Times New Roman" w:eastAsia="Times New Roman"/>
+                <w:color w:val="000000"/>
+                <w:sz w:val="17"/>
+              </w:rPr>
               <w:t xml:space="preserve">Регистрация с занятым </w:t>
             </w:r>
             <w:proofErr w:type="spellStart"/>
             <w:r>
+              <w:rPr>
+                <w:rFonts w:ascii="Times New Roman" w:hAnsi="Times New Roman" w:eastAsia="Times New Roman"/>
+                <w:color w:val="000000"/>
+                <w:sz w:val="17"/>
+              </w:rPr>
               <w:t>email</w:t>
             </w:r>
             <w:proofErr w:type="spellEnd"/>
@@ -1659,10 +1940,20 @@
           <w:p>
             <w:proofErr w:type="spellStart"/>
             <w:r>
+              <w:rPr>
+                <w:rFonts w:ascii="Times New Roman" w:hAnsi="Times New Roman" w:eastAsia="Times New Roman"/>
+                <w:color w:val="000000"/>
+                <w:sz w:val="17"/>
+              </w:rPr>
               <w:t>Email</w:t>
             </w:r>
             <w:proofErr w:type="spellEnd"/>
             <w:r>
+              <w:rPr>
+                <w:rFonts w:ascii="Times New Roman" w:hAnsi="Times New Roman" w:eastAsia="Times New Roman"/>
+                <w:color w:val="000000"/>
+                <w:sz w:val="17"/>
+              </w:rPr>
               <w:t xml:space="preserve"> уже существует в системе.</w:t>
             </w:r>
           </w:p>
@@ -1673,14 +1964,29 @@
           </w:tcPr>
           <w:p>
             <w:r>
+              <w:rPr>
+                <w:rFonts w:ascii="Times New Roman" w:hAnsi="Times New Roman" w:eastAsia="Times New Roman"/>
+                <w:color w:val="000000"/>
+                <w:sz w:val="17"/>
+              </w:rPr>
               <w:t xml:space="preserve">Заполнить форму регистрации тем же </w:t>
             </w:r>
             <w:proofErr w:type="spellStart"/>
             <w:r>
+              <w:rPr>
+                <w:rFonts w:ascii="Times New Roman" w:hAnsi="Times New Roman" w:eastAsia="Times New Roman"/>
+                <w:color w:val="000000"/>
+                <w:sz w:val="17"/>
+              </w:rPr>
               <w:t>email</w:t>
             </w:r>
             <w:proofErr w:type="spellEnd"/>
             <w:r>
+              <w:rPr>
+                <w:rFonts w:ascii="Times New Roman" w:hAnsi="Times New Roman" w:eastAsia="Times New Roman"/>
+                <w:color w:val="000000"/>
+                <w:sz w:val="17"/>
+              </w:rPr>
               <w:t>.</w:t>
             </w:r>
           </w:p>
@@ -1691,6 +1997,11 @@
           </w:tcPr>
           <w:p>
             <w:r>
+              <w:rPr>
+                <w:rFonts w:ascii="Times New Roman" w:hAnsi="Times New Roman" w:eastAsia="Times New Roman"/>
+                <w:color w:val="000000"/>
+                <w:sz w:val="17"/>
+              </w:rPr>
               <w:t>Система показывает ошибку и не создает дубль пользователя.</w:t>
             </w:r>
           </w:p>
@@ -1703,12 +2014,20 @@
             <w:bottom w:w="0" w:type="dxa"/>
           </w:tblCellMar>
         </w:tblPrEx>
-        <w:tc>
-          <w:tcPr>
-            <w:tcW w:w="2400" w:type="dxa"/>
-          </w:tcPr>
-          <w:p>
-            <w:r>
+        <w:trPr>
+          <w:cantSplit/>
+        </w:trPr>
+        <w:tc>
+          <w:tcPr>
+            <w:tcW w:w="2400" w:type="dxa"/>
+          </w:tcPr>
+          <w:p>
+            <w:r>
+              <w:rPr>
+                <w:rFonts w:ascii="Times New Roman" w:hAnsi="Times New Roman" w:eastAsia="Times New Roman"/>
+                <w:color w:val="000000"/>
+                <w:sz w:val="17"/>
+              </w:rPr>
               <w:t>TC-08</w:t>
             </w:r>
           </w:p>
@@ -1719,6 +2038,11 @@
           </w:tcPr>
           <w:p>
             <w:r>
+              <w:rPr>
+                <w:rFonts w:ascii="Times New Roman" w:hAnsi="Times New Roman" w:eastAsia="Times New Roman"/>
+                <w:color w:val="000000"/>
+                <w:sz w:val="17"/>
+              </w:rPr>
               <w:t>Доступ к админ-панели</w:t>
             </w:r>
           </w:p>
@@ -1729,6 +2053,11 @@
           </w:tcPr>
           <w:p>
             <w:r>
+              <w:rPr>
+                <w:rFonts w:ascii="Times New Roman" w:hAnsi="Times New Roman" w:eastAsia="Times New Roman"/>
+                <w:color w:val="000000"/>
+                <w:sz w:val="17"/>
+              </w:rPr>
               <w:t>Обычный покупатель без роли администратора.</w:t>
             </w:r>
           </w:p>
@@ -1739,6 +2068,11 @@
           </w:tcPr>
           <w:p>
             <w:r>
+              <w:rPr>
+                <w:rFonts w:ascii="Times New Roman" w:hAnsi="Times New Roman" w:eastAsia="Times New Roman"/>
+                <w:color w:val="000000"/>
+                <w:sz w:val="17"/>
+              </w:rPr>
               <w:t>Попытаться открыть админ-панель.</w:t>
             </w:r>
           </w:p>
@@ -1749,6 +2083,11 @@
           </w:tcPr>
           <w:p>
             <w:r>
+              <w:rPr>
+                <w:rFonts w:ascii="Times New Roman" w:hAnsi="Times New Roman" w:eastAsia="Times New Roman"/>
+                <w:color w:val="000000"/>
+                <w:sz w:val="17"/>
+              </w:rPr>
               <w:t>Система запрещает доступ.</w:t>
             </w:r>
           </w:p>
@@ -1761,12 +2100,20 @@
             <w:bottom w:w="0" w:type="dxa"/>
           </w:tblCellMar>
         </w:tblPrEx>
-        <w:tc>
-          <w:tcPr>
-            <w:tcW w:w="2400" w:type="dxa"/>
-          </w:tcPr>
-          <w:p>
-            <w:r>
+        <w:trPr>
+          <w:cantSplit/>
+        </w:trPr>
+        <w:tc>
+          <w:tcPr>
+            <w:tcW w:w="2400" w:type="dxa"/>
+          </w:tcPr>
+          <w:p>
+            <w:r>
+              <w:rPr>
+                <w:rFonts w:ascii="Times New Roman" w:hAnsi="Times New Roman" w:eastAsia="Times New Roman"/>
+                <w:color w:val="000000"/>
+                <w:sz w:val="17"/>
+              </w:rPr>
               <w:t>TC-09</w:t>
             </w:r>
           </w:p>
@@ -1777,6 +2124,11 @@
           </w:tcPr>
           <w:p>
             <w:r>
+              <w:rPr>
+                <w:rFonts w:ascii="Times New Roman" w:hAnsi="Times New Roman" w:eastAsia="Times New Roman"/>
+                <w:color w:val="000000"/>
+                <w:sz w:val="17"/>
+              </w:rPr>
               <w:t>Загрузка дубля ключа</w:t>
             </w:r>
           </w:p>
@@ -1787,6 +2139,11 @@
           </w:tcPr>
           <w:p>
             <w:r>
+              <w:rPr>
+                <w:rFonts w:ascii="Times New Roman" w:hAnsi="Times New Roman" w:eastAsia="Times New Roman"/>
+                <w:color w:val="000000"/>
+                <w:sz w:val="17"/>
+              </w:rPr>
               <w:t>Администратор загружает ключ, который уже есть в базе.</w:t>
             </w:r>
           </w:p>
@@ -1797,6 +2154,11 @@
           </w:tcPr>
           <w:p>
             <w:r>
+              <w:rPr>
+                <w:rFonts w:ascii="Times New Roman" w:hAnsi="Times New Roman" w:eastAsia="Times New Roman"/>
+                <w:color w:val="000000"/>
+                <w:sz w:val="17"/>
+              </w:rPr>
               <w:t>Открыть загрузку ключей и отправить строку с дублем.</w:t>
             </w:r>
           </w:p>
@@ -1807,6 +2169,11 @@
           </w:tcPr>
           <w:p>
             <w:r>
+              <w:rPr>
+                <w:rFonts w:ascii="Times New Roman" w:hAnsi="Times New Roman" w:eastAsia="Times New Roman"/>
+                <w:color w:val="000000"/>
+                <w:sz w:val="17"/>
+              </w:rPr>
               <w:t>Система отклоняет дублирующий ключ и показывает ошибку.</w:t>
             </w:r>
           </w:p>
@@ -1819,12 +2186,20 @@
             <w:bottom w:w="0" w:type="dxa"/>
           </w:tblCellMar>
         </w:tblPrEx>
-        <w:tc>
-          <w:tcPr>
-            <w:tcW w:w="2400" w:type="dxa"/>
-          </w:tcPr>
-          <w:p>
-            <w:r>
+        <w:trPr>
+          <w:cantSplit/>
+        </w:trPr>
+        <w:tc>
+          <w:tcPr>
+            <w:tcW w:w="2400" w:type="dxa"/>
+          </w:tcPr>
+          <w:p>
+            <w:r>
+              <w:rPr>
+                <w:rFonts w:ascii="Times New Roman" w:hAnsi="Times New Roman" w:eastAsia="Times New Roman"/>
+                <w:color w:val="000000"/>
+                <w:sz w:val="17"/>
+              </w:rPr>
               <w:t>TC-10</w:t>
             </w:r>
           </w:p>
@@ -1835,6 +2210,11 @@
           </w:tcPr>
           <w:p>
             <w:r>
+              <w:rPr>
+                <w:rFonts w:ascii="Times New Roman" w:hAnsi="Times New Roman" w:eastAsia="Times New Roman"/>
+                <w:color w:val="000000"/>
+                <w:sz w:val="17"/>
+              </w:rPr>
               <w:t>Просмотр библиотеки</w:t>
             </w:r>
           </w:p>
@@ -1845,6 +2225,11 @@
           </w:tcPr>
           <w:p>
             <w:r>
+              <w:rPr>
+                <w:rFonts w:ascii="Times New Roman" w:hAnsi="Times New Roman" w:eastAsia="Times New Roman"/>
+                <w:color w:val="000000"/>
+                <w:sz w:val="17"/>
+              </w:rPr>
               <w:t>Покупатель с одной или несколькими покупками.</w:t>
             </w:r>
           </w:p>
@@ -1855,6 +2240,11 @@
           </w:tcPr>
           <w:p>
             <w:r>
+              <w:rPr>
+                <w:rFonts w:ascii="Times New Roman" w:hAnsi="Times New Roman" w:eastAsia="Times New Roman"/>
+                <w:color w:val="000000"/>
+                <w:sz w:val="17"/>
+              </w:rPr>
               <w:t>Открыть личный кабинет и раздел «Библиотека».</w:t>
             </w:r>
           </w:p>
@@ -1865,6 +2255,11 @@
           </w:tcPr>
           <w:p>
             <w:r>
+              <w:rPr>
+                <w:rFonts w:ascii="Times New Roman" w:hAnsi="Times New Roman" w:eastAsia="Times New Roman"/>
+                <w:color w:val="000000"/>
+                <w:sz w:val="17"/>
+              </w:rPr>
               <w:t>Система показывает купленные игры и доступные ключи.</w:t>
             </w:r>
           </w:p>
@@ -1877,12 +2272,20 @@
             <w:bottom w:w="0" w:type="dxa"/>
           </w:tblCellMar>
         </w:tblPrEx>
-        <w:tc>
-          <w:tcPr>
-            <w:tcW w:w="2400" w:type="dxa"/>
-          </w:tcPr>
-          <w:p>
-            <w:r>
+        <w:trPr>
+          <w:cantSplit/>
+        </w:trPr>
+        <w:tc>
+          <w:tcPr>
+            <w:tcW w:w="2400" w:type="dxa"/>
+          </w:tcPr>
+          <w:p>
+            <w:r>
+              <w:rPr>
+                <w:rFonts w:ascii="Times New Roman" w:hAnsi="Times New Roman" w:eastAsia="Times New Roman"/>
+                <w:color w:val="000000"/>
+                <w:sz w:val="17"/>
+              </w:rPr>
               <w:t>TC-11</w:t>
             </w:r>
           </w:p>
@@ -1893,6 +2296,11 @@
           </w:tcPr>
           <w:p>
             <w:r>
+              <w:rPr>
+                <w:rFonts w:ascii="Times New Roman" w:hAnsi="Times New Roman" w:eastAsia="Times New Roman"/>
+                <w:color w:val="000000"/>
+                <w:sz w:val="17"/>
+              </w:rPr>
               <w:t>Создание отзыва</w:t>
             </w:r>
           </w:p>
@@ -1903,6 +2311,11 @@
           </w:tcPr>
           <w:p>
             <w:r>
+              <w:rPr>
+                <w:rFonts w:ascii="Times New Roman" w:hAnsi="Times New Roman" w:eastAsia="Times New Roman"/>
+                <w:color w:val="000000"/>
+                <w:sz w:val="17"/>
+              </w:rPr>
               <w:t>Покупатель купил игру.</w:t>
             </w:r>
           </w:p>
@@ -1913,6 +2326,11 @@
           </w:tcPr>
           <w:p>
             <w:r>
+              <w:rPr>
+                <w:rFonts w:ascii="Times New Roman" w:hAnsi="Times New Roman" w:eastAsia="Times New Roman"/>
+                <w:color w:val="000000"/>
+                <w:sz w:val="17"/>
+              </w:rPr>
               <w:t>Открыть карточку купленной игры и оставить отзыв.</w:t>
             </w:r>
           </w:p>
@@ -1923,7 +2341,12 @@
           </w:tcPr>
           <w:p>
             <w:r>
-              <w:t>Отзыв сохраняется и отображается в карточке игры после модерации или сразу, если модерация не требуется.</w:t>
+              <w:rPr>
+                <w:rFonts w:ascii="Times New Roman" w:hAnsi="Times New Roman" w:eastAsia="Times New Roman"/>
+                <w:color w:val="000000"/>
+                <w:sz w:val="17"/>
+              </w:rPr>
+              <w:t>Отзыв сохраняется и отображается в карточке купленной игры.</w:t>
             </w:r>
           </w:p>
         </w:tc>
@@ -1935,12 +2358,20 @@
             <w:bottom w:w="0" w:type="dxa"/>
           </w:tblCellMar>
         </w:tblPrEx>
-        <w:tc>
-          <w:tcPr>
-            <w:tcW w:w="2400" w:type="dxa"/>
-          </w:tcPr>
-          <w:p>
-            <w:r>
+        <w:trPr>
+          <w:cantSplit/>
+        </w:trPr>
+        <w:tc>
+          <w:tcPr>
+            <w:tcW w:w="2400" w:type="dxa"/>
+          </w:tcPr>
+          <w:p>
+            <w:r>
+              <w:rPr>
+                <w:rFonts w:ascii="Times New Roman" w:hAnsi="Times New Roman" w:eastAsia="Times New Roman"/>
+                <w:color w:val="000000"/>
+                <w:sz w:val="17"/>
+              </w:rPr>
               <w:t>TC-12</w:t>
             </w:r>
           </w:p>
@@ -1951,6 +2382,11 @@
           </w:tcPr>
           <w:p>
             <w:r>
+              <w:rPr>
+                <w:rFonts w:ascii="Times New Roman" w:hAnsi="Times New Roman" w:eastAsia="Times New Roman"/>
+                <w:color w:val="000000"/>
+                <w:sz w:val="17"/>
+              </w:rPr>
               <w:t>Запрос возврата средств</w:t>
             </w:r>
           </w:p>
@@ -1961,6 +2397,11 @@
           </w:tcPr>
           <w:p>
             <w:r>
+              <w:rPr>
+                <w:rFonts w:ascii="Times New Roman" w:hAnsi="Times New Roman" w:eastAsia="Times New Roman"/>
+                <w:color w:val="000000"/>
+                <w:sz w:val="17"/>
+              </w:rPr>
               <w:t>Оплаченный заказ, пользователь авторизован.</w:t>
             </w:r>
           </w:p>
@@ -1971,6 +2412,11 @@
           </w:tcPr>
           <w:p>
             <w:r>
+              <w:rPr>
+                <w:rFonts w:ascii="Times New Roman" w:hAnsi="Times New Roman" w:eastAsia="Times New Roman"/>
+                <w:color w:val="000000"/>
+                <w:sz w:val="17"/>
+              </w:rPr>
               <w:t>Открыть заказ и создать запрос возврата.</w:t>
             </w:r>
           </w:p>
@@ -1981,7 +2427,492 @@
           </w:tcPr>
           <w:p>
             <w:r>
+              <w:rPr>
+                <w:rFonts w:ascii="Times New Roman" w:hAnsi="Times New Roman" w:eastAsia="Times New Roman"/>
+                <w:color w:val="000000"/>
+                <w:sz w:val="17"/>
+              </w:rPr>
               <w:t>Система создает обращение и отправляет уведомление о статусе.</w:t>
+            </w:r>
+          </w:p>
+        </w:tc>
+      </w:tr>
+      <w:tr>
+        <w:trPr>
+          <w:cantSplit/>
+        </w:trPr>
+        <w:tc>
+          <w:tcPr>
+            <w:tcW w:type="dxa" w:w="1642"/>
+          </w:tcPr>
+          <w:p>
+            <w:r>
+              <w:rPr>
+                <w:rFonts w:ascii="Times New Roman" w:hAnsi="Times New Roman" w:eastAsia="Times New Roman"/>
+                <w:color w:val="000000"/>
+                <w:sz w:val="17"/>
+              </w:rPr>
+              <w:t>TC-13</w:t>
+            </w:r>
+          </w:p>
+        </w:tc>
+        <w:tc>
+          <w:tcPr>
+            <w:tcW w:type="dxa" w:w="2240"/>
+          </w:tcPr>
+          <w:p>
+            <w:r>
+              <w:rPr>
+                <w:rFonts w:ascii="Times New Roman" w:hAnsi="Times New Roman" w:eastAsia="Times New Roman"/>
+                <w:color w:val="000000"/>
+                <w:sz w:val="17"/>
+              </w:rPr>
+              <w:t>Публикация новой игры</w:t>
+            </w:r>
+          </w:p>
+        </w:tc>
+        <w:tc>
+          <w:tcPr>
+            <w:tcW w:type="dxa" w:w="2170"/>
+          </w:tcPr>
+          <w:p>
+            <w:r>
+              <w:rPr>
+                <w:rFonts w:ascii="Times New Roman" w:hAnsi="Times New Roman" w:eastAsia="Times New Roman"/>
+                <w:color w:val="000000"/>
+                <w:sz w:val="17"/>
+              </w:rPr>
+              <w:t>Администратор, корректные данные игры, десять уникальных ключей.</w:t>
+            </w:r>
+          </w:p>
+        </w:tc>
+        <w:tc>
+          <w:tcPr>
+            <w:tcW w:type="dxa" w:w="2077"/>
+          </w:tcPr>
+          <w:p>
+            <w:r>
+              <w:rPr>
+                <w:rFonts w:ascii="Times New Roman" w:hAnsi="Times New Roman" w:eastAsia="Times New Roman"/>
+                <w:color w:val="000000"/>
+                <w:sz w:val="17"/>
+              </w:rPr>
+              <w:t>Создать карточку игры, загрузить ключи и опубликовать игру.</w:t>
+            </w:r>
+          </w:p>
+        </w:tc>
+        <w:tc>
+          <w:tcPr>
+            <w:tcW w:type="dxa" w:w="2087"/>
+          </w:tcPr>
+          <w:p>
+            <w:r>
+              <w:rPr>
+                <w:rFonts w:ascii="Times New Roman" w:hAnsi="Times New Roman" w:eastAsia="Times New Roman"/>
+                <w:color w:val="000000"/>
+                <w:sz w:val="17"/>
+              </w:rPr>
+              <w:t>Карточка появляется в каталоге, десять ключей сохраняются со статусом «Свободен».</w:t>
+            </w:r>
+          </w:p>
+        </w:tc>
+      </w:tr>
+      <w:tr>
+        <w:trPr>
+          <w:cantSplit/>
+        </w:trPr>
+        <w:tc>
+          <w:tcPr>
+            <w:tcW w:type="dxa" w:w="1642"/>
+          </w:tcPr>
+          <w:p>
+            <w:r>
+              <w:rPr>
+                <w:rFonts w:ascii="Times New Roman" w:hAnsi="Times New Roman" w:eastAsia="Times New Roman"/>
+                <w:color w:val="000000"/>
+                <w:sz w:val="17"/>
+              </w:rPr>
+              <w:t>TC-14</w:t>
+            </w:r>
+          </w:p>
+        </w:tc>
+        <w:tc>
+          <w:tcPr>
+            <w:tcW w:type="dxa" w:w="2240"/>
+          </w:tcPr>
+          <w:p>
+            <w:r>
+              <w:rPr>
+                <w:rFonts w:ascii="Times New Roman" w:hAnsi="Times New Roman" w:eastAsia="Times New Roman"/>
+                <w:color w:val="000000"/>
+                <w:sz w:val="17"/>
+              </w:rPr>
+              <w:t>Одобрение возврата</w:t>
+            </w:r>
+          </w:p>
+        </w:tc>
+        <w:tc>
+          <w:tcPr>
+            <w:tcW w:type="dxa" w:w="2170"/>
+          </w:tcPr>
+          <w:p>
+            <w:r>
+              <w:rPr>
+                <w:rFonts w:ascii="Times New Roman" w:hAnsi="Times New Roman" w:eastAsia="Times New Roman"/>
+                <w:color w:val="000000"/>
+                <w:sz w:val="17"/>
+              </w:rPr>
+              <w:t>Запрос создан не позднее 14 дней после оплаты, ключ не активирован.</w:t>
+            </w:r>
+          </w:p>
+        </w:tc>
+        <w:tc>
+          <w:tcPr>
+            <w:tcW w:type="dxa" w:w="2077"/>
+          </w:tcPr>
+          <w:p>
+            <w:r>
+              <w:rPr>
+                <w:rFonts w:ascii="Times New Roman" w:hAnsi="Times New Roman" w:eastAsia="Times New Roman"/>
+                <w:color w:val="000000"/>
+                <w:sz w:val="17"/>
+              </w:rPr>
+              <w:t>Менеджер поддержки открывает запрос и выбирает «Одобрить».</w:t>
+            </w:r>
+          </w:p>
+        </w:tc>
+        <w:tc>
+          <w:tcPr>
+            <w:tcW w:type="dxa" w:w="2087"/>
+          </w:tcPr>
+          <w:p>
+            <w:r>
+              <w:rPr>
+                <w:rFonts w:ascii="Times New Roman" w:hAnsi="Times New Roman" w:eastAsia="Times New Roman"/>
+                <w:color w:val="000000"/>
+                <w:sz w:val="17"/>
+              </w:rPr>
+              <w:t>Статус меняется на «Одобрен», покупателю отправляется уведомление.</w:t>
+            </w:r>
+          </w:p>
+        </w:tc>
+      </w:tr>
+      <w:tr>
+        <w:trPr>
+          <w:cantSplit/>
+        </w:trPr>
+        <w:tc>
+          <w:tcPr>
+            <w:tcW w:type="dxa" w:w="1642"/>
+          </w:tcPr>
+          <w:p>
+            <w:r>
+              <w:rPr>
+                <w:rFonts w:ascii="Times New Roman" w:hAnsi="Times New Roman" w:eastAsia="Times New Roman"/>
+                <w:color w:val="000000"/>
+                <w:sz w:val="17"/>
+              </w:rPr>
+              <w:t>TC-15</w:t>
+            </w:r>
+          </w:p>
+        </w:tc>
+        <w:tc>
+          <w:tcPr>
+            <w:tcW w:type="dxa" w:w="2240"/>
+          </w:tcPr>
+          <w:p>
+            <w:r>
+              <w:rPr>
+                <w:rFonts w:ascii="Times New Roman" w:hAnsi="Times New Roman" w:eastAsia="Times New Roman"/>
+                <w:color w:val="000000"/>
+                <w:sz w:val="17"/>
+              </w:rPr>
+              <w:t>Отказ в возврате</w:t>
+            </w:r>
+          </w:p>
+        </w:tc>
+        <w:tc>
+          <w:tcPr>
+            <w:tcW w:type="dxa" w:w="2170"/>
+          </w:tcPr>
+          <w:p>
+            <w:r>
+              <w:rPr>
+                <w:rFonts w:ascii="Times New Roman" w:hAnsi="Times New Roman" w:eastAsia="Times New Roman"/>
+                <w:color w:val="000000"/>
+                <w:sz w:val="17"/>
+              </w:rPr>
+              <w:t>С момента оплаты прошло более 14 дней или ключ активирован.</w:t>
+            </w:r>
+          </w:p>
+        </w:tc>
+        <w:tc>
+          <w:tcPr>
+            <w:tcW w:type="dxa" w:w="2077"/>
+          </w:tcPr>
+          <w:p>
+            <w:r>
+              <w:rPr>
+                <w:rFonts w:ascii="Times New Roman" w:hAnsi="Times New Roman" w:eastAsia="Times New Roman"/>
+                <w:color w:val="000000"/>
+                <w:sz w:val="17"/>
+              </w:rPr>
+              <w:t>Покупатель пытается создать запрос на возврат.</w:t>
+            </w:r>
+          </w:p>
+        </w:tc>
+        <w:tc>
+          <w:tcPr>
+            <w:tcW w:type="dxa" w:w="2087"/>
+          </w:tcPr>
+          <w:p>
+            <w:r>
+              <w:rPr>
+                <w:rFonts w:ascii="Times New Roman" w:hAnsi="Times New Roman" w:eastAsia="Times New Roman"/>
+                <w:color w:val="000000"/>
+                <w:sz w:val="17"/>
+              </w:rPr>
+              <w:t>Система отклоняет запрос и показывает конкретную причину отказа.</w:t>
+            </w:r>
+          </w:p>
+        </w:tc>
+      </w:tr>
+      <w:tr>
+        <w:trPr>
+          <w:cantSplit/>
+        </w:trPr>
+        <w:tc>
+          <w:tcPr>
+            <w:tcW w:type="dxa" w:w="1642"/>
+          </w:tcPr>
+          <w:p>
+            <w:r>
+              <w:rPr>
+                <w:rFonts w:ascii="Times New Roman" w:hAnsi="Times New Roman" w:eastAsia="Times New Roman"/>
+                <w:color w:val="000000"/>
+                <w:sz w:val="17"/>
+              </w:rPr>
+              <w:t>TC-16</w:t>
+            </w:r>
+          </w:p>
+        </w:tc>
+        <w:tc>
+          <w:tcPr>
+            <w:tcW w:type="dxa" w:w="2240"/>
+          </w:tcPr>
+          <w:p>
+            <w:r>
+              <w:rPr>
+                <w:rFonts w:ascii="Times New Roman" w:hAnsi="Times New Roman" w:eastAsia="Times New Roman"/>
+                <w:color w:val="000000"/>
+                <w:sz w:val="17"/>
+              </w:rPr>
+              <w:t>Формирование отчета</w:t>
+            </w:r>
+          </w:p>
+        </w:tc>
+        <w:tc>
+          <w:tcPr>
+            <w:tcW w:type="dxa" w:w="2170"/>
+          </w:tcPr>
+          <w:p>
+            <w:r>
+              <w:rPr>
+                <w:rFonts w:ascii="Times New Roman" w:hAnsi="Times New Roman" w:eastAsia="Times New Roman"/>
+                <w:color w:val="000000"/>
+                <w:sz w:val="17"/>
+              </w:rPr>
+              <w:t>Есть заказы, возвраты и ключи за выбранный период.</w:t>
+            </w:r>
+          </w:p>
+        </w:tc>
+        <w:tc>
+          <w:tcPr>
+            <w:tcW w:type="dxa" w:w="2077"/>
+          </w:tcPr>
+          <w:p>
+            <w:r>
+              <w:rPr>
+                <w:rFonts w:ascii="Times New Roman" w:hAnsi="Times New Roman" w:eastAsia="Times New Roman"/>
+                <w:color w:val="000000"/>
+                <w:sz w:val="17"/>
+              </w:rPr>
+              <w:t>Администратор выбирает период и формирует отчет.</w:t>
+            </w:r>
+          </w:p>
+        </w:tc>
+        <w:tc>
+          <w:tcPr>
+            <w:tcW w:type="dxa" w:w="2087"/>
+          </w:tcPr>
+          <w:p>
+            <w:r>
+              <w:rPr>
+                <w:rFonts w:ascii="Times New Roman" w:hAnsi="Times New Roman" w:eastAsia="Times New Roman"/>
+                <w:color w:val="000000"/>
+                <w:sz w:val="17"/>
+              </w:rPr>
+              <w:t>Отчет содержит продажи, возвраты и остатки ключей за выбранный период.</w:t>
+            </w:r>
+          </w:p>
+        </w:tc>
+      </w:tr>
+      <w:tr>
+        <w:trPr>
+          <w:cantSplit/>
+        </w:trPr>
+        <w:tc>
+          <w:tcPr>
+            <w:tcW w:type="dxa" w:w="1642"/>
+          </w:tcPr>
+          <w:p>
+            <w:r>
+              <w:rPr>
+                <w:rFonts w:ascii="Times New Roman" w:hAnsi="Times New Roman" w:eastAsia="Times New Roman"/>
+                <w:color w:val="000000"/>
+                <w:sz w:val="17"/>
+              </w:rPr>
+              <w:t>TC-17</w:t>
+            </w:r>
+          </w:p>
+        </w:tc>
+        <w:tc>
+          <w:tcPr>
+            <w:tcW w:type="dxa" w:w="2240"/>
+          </w:tcPr>
+          <w:p>
+            <w:r>
+              <w:rPr>
+                <w:rFonts w:ascii="Times New Roman" w:hAnsi="Times New Roman" w:eastAsia="Times New Roman"/>
+                <w:color w:val="000000"/>
+                <w:sz w:val="17"/>
+              </w:rPr>
+              <w:t>Срок выдачи цифрового ключа</w:t>
+            </w:r>
+          </w:p>
+        </w:tc>
+        <w:tc>
+          <w:tcPr>
+            <w:tcW w:type="dxa" w:w="2170"/>
+          </w:tcPr>
+          <w:p>
+            <w:r>
+              <w:rPr>
+                <w:rFonts w:ascii="Times New Roman" w:hAnsi="Times New Roman" w:eastAsia="Times New Roman"/>
+                <w:color w:val="000000"/>
+                <w:sz w:val="17"/>
+              </w:rPr>
+              <w:t>Платеж успешно подтвержден ЮKassa.</w:t>
+            </w:r>
+          </w:p>
+        </w:tc>
+        <w:tc>
+          <w:tcPr>
+            <w:tcW w:type="dxa" w:w="2077"/>
+          </w:tcPr>
+          <w:p>
+            <w:r>
+              <w:rPr>
+                <w:rFonts w:ascii="Times New Roman" w:hAnsi="Times New Roman" w:eastAsia="Times New Roman"/>
+                <w:color w:val="000000"/>
+                <w:sz w:val="17"/>
+              </w:rPr>
+              <w:t>Завершить оплату и зафиксировать время подтверждения.</w:t>
+            </w:r>
+          </w:p>
+        </w:tc>
+        <w:tc>
+          <w:tcPr>
+            <w:tcW w:type="dxa" w:w="2087"/>
+          </w:tcPr>
+          <w:p>
+            <w:r>
+              <w:rPr>
+                <w:rFonts w:ascii="Times New Roman" w:hAnsi="Times New Roman" w:eastAsia="Times New Roman"/>
+                <w:color w:val="000000"/>
+                <w:sz w:val="17"/>
+              </w:rPr>
+              <w:t>Не позднее чем через 1 минуту ключ появляется в библиотеке и отправляется на email.</w:t>
+            </w:r>
+          </w:p>
+        </w:tc>
+      </w:tr>
+      <w:tr>
+        <w:trPr>
+          <w:cantSplit/>
+        </w:trPr>
+        <w:tc>
+          <w:tcPr>
+            <w:tcW w:type="dxa" w:w="1642"/>
+          </w:tcPr>
+          <w:p>
+            <w:r>
+              <w:rPr>
+                <w:rFonts w:ascii="Times New Roman" w:hAnsi="Times New Roman" w:eastAsia="Times New Roman"/>
+                <w:color w:val="000000"/>
+                <w:sz w:val="17"/>
+              </w:rPr>
+              <w:t>TC-18</w:t>
+            </w:r>
+          </w:p>
+        </w:tc>
+        <w:tc>
+          <w:tcPr>
+            <w:tcW w:type="dxa" w:w="2240"/>
+          </w:tcPr>
+          <w:p>
+            <w:r>
+              <w:rPr>
+                <w:rFonts w:ascii="Times New Roman" w:hAnsi="Times New Roman" w:eastAsia="Times New Roman"/>
+                <w:color w:val="000000"/>
+                <w:sz w:val="17"/>
+              </w:rPr>
+              <w:t>Совместимость интерфейса</w:t>
+            </w:r>
+          </w:p>
+        </w:tc>
+        <w:tc>
+          <w:tcPr>
+            <w:tcW w:type="dxa" w:w="2170"/>
+          </w:tcPr>
+          <w:p>
+            <w:r>
+              <w:rPr>
+                <w:rFonts w:ascii="Times New Roman" w:hAnsi="Times New Roman" w:eastAsia="Times New Roman"/>
+                <w:color w:val="000000"/>
+                <w:sz w:val="17"/>
+              </w:rPr>
+              <w:t>Ширина экрана от 360 до 1920 пикселей; две последние версии Chrome, Firefox и Edge.</w:t>
+            </w:r>
+          </w:p>
+        </w:tc>
+        <w:tc>
+          <w:tcPr>
+            <w:tcW w:type="dxa" w:w="2077"/>
+          </w:tcPr>
+          <w:p>
+            <w:r>
+              <w:rPr>
+                <w:rFonts w:ascii="Times New Roman" w:hAnsi="Times New Roman" w:eastAsia="Times New Roman"/>
+                <w:color w:val="000000"/>
+                <w:sz w:val="17"/>
+              </w:rPr>
+              <w:t>Открыть каталог, карточку игры, корзину и личный кабинет в каждом окружении.</w:t>
+            </w:r>
+          </w:p>
+        </w:tc>
+        <w:tc>
+          <w:tcPr>
+            <w:tcW w:type="dxa" w:w="2087"/>
+          </w:tcPr>
+          <w:p>
+            <w:r>
+              <w:rPr>
+                <w:rFonts w:ascii="Times New Roman" w:hAnsi="Times New Roman" w:eastAsia="Times New Roman"/>
+                <w:color w:val="000000"/>
+                <w:sz w:val="17"/>
+              </w:rPr>
+              <w:t>Страницы отображаются без наложений, горизонтальной прокрутки и потери функций.</w:t>
             </w:r>
           </w:p>
         </w:tc>
@@ -1998,79 +2929,12 @@
     </w:p>
     <w:p>
       <w:r>
-        <w:t xml:space="preserve">Классы, последовательность и тест-кейсы связаны между собой: сценарий покупки использует Customer, </w:t>
-      </w:r>
-      <w:proofErr w:type="spellStart"/>
-      <w:r>
-        <w:t>Cart</w:t>
-      </w:r>
-      <w:proofErr w:type="spellEnd"/>
-      <w:r>
-        <w:t xml:space="preserve">, </w:t>
-      </w:r>
-      <w:proofErr w:type="spellStart"/>
-      <w:r>
-        <w:t>Order</w:t>
-      </w:r>
-      <w:proofErr w:type="spellEnd"/>
-      <w:r>
-        <w:t xml:space="preserve">, </w:t>
-      </w:r>
-      <w:proofErr w:type="spellStart"/>
-      <w:r>
-        <w:t>Payment</w:t>
-      </w:r>
-      <w:proofErr w:type="spellEnd"/>
-      <w:r>
-        <w:t xml:space="preserve">, </w:t>
-      </w:r>
-      <w:proofErr w:type="spellStart"/>
-      <w:r>
-        <w:t>PromoCode</w:t>
-      </w:r>
-      <w:proofErr w:type="spellEnd"/>
-      <w:r>
-        <w:t xml:space="preserve">, </w:t>
-      </w:r>
-      <w:proofErr w:type="spellStart"/>
-      <w:r>
-        <w:t>DigitalKey</w:t>
-      </w:r>
-      <w:proofErr w:type="spellEnd"/>
-      <w:r>
-        <w:t xml:space="preserve">, </w:t>
-      </w:r>
-      <w:proofErr w:type="spellStart"/>
-      <w:r>
-        <w:t>LibraryItem</w:t>
-      </w:r>
-      <w:proofErr w:type="spellEnd"/>
-      <w:r>
-        <w:t xml:space="preserve"> и </w:t>
-      </w:r>
-      <w:proofErr w:type="spellStart"/>
-      <w:r>
-        <w:t>Notification</w:t>
-      </w:r>
-      <w:proofErr w:type="spellEnd"/>
-      <w:r>
-        <w:t xml:space="preserve">; эти же элементы проверяются тестами успешной покупки, промокодов, ошибок оплаты, отсутствия ключей и просмотра библиотеки. Отдельно проверяются Review и </w:t>
-      </w:r>
-      <w:proofErr w:type="spellStart"/>
-      <w:r>
-        <w:t>RefundRequest</w:t>
-      </w:r>
-      <w:proofErr w:type="spellEnd"/>
-      <w:r>
-        <w:t xml:space="preserve">, потому что они присутствуют в требованиях и архитектуре проекта </w:t>
-      </w:r>
-      <w:proofErr w:type="spellStart"/>
-      <w:r>
-        <w:t>GameStore</w:t>
-      </w:r>
-      <w:proofErr w:type="spellEnd"/>
-      <w:r>
-        <w:t>.</w:t>
+        <w:rPr>
+          <w:rFonts w:ascii="Times New Roman" w:hAnsi="Times New Roman" w:eastAsia="Times New Roman"/>
+          <w:color w:val="000000"/>
+          <w:sz w:val="22"/>
+        </w:rPr>
+        <w:t>Классы, последовательность и тест-кейсы связаны между собой: сценарий покупки использует Customer, Cart, Order, Payment, PromoCode, DigitalKey, LibraryItem и Notification. Дополнительные тесты проверяют успешную публикацию игры администратором, полный цикл возврата, формирование отчета, срок выдачи ключа и совместимость интерфейса.</w:t>
       </w:r>
     </w:p>
     <w:sectPr>
